--- a/JOTIFY_28_TieuChi_Final_v2.docx
+++ b/JOTIFY_28_TieuChi_Final_v2.docx
@@ -277,7 +277,7 @@
               <w:rPr>
                 <w:sz w:val="17"/>
               </w:rPr>
-              <w:t>L51: MailService::sendActivationEmail()</w:t>
+              <w:t>L386: MailService::sendActivationEmail()</w:t>
             </w:r>
           </w:p>
         </w:tc>
@@ -347,7 +347,7 @@
               <w:rPr>
                 <w:sz w:val="17"/>
               </w:rPr>
-              <w:t>L216: x-data auth-wrap, L271: emailSuggest()</w:t>
+              <w:t>L217: x-data auth-wrap, L271: emailSuggest()</w:t>
             </w:r>
           </w:p>
         </w:tc>
@@ -673,7 +673,7 @@
               <w:rPr>
                 <w:sz w:val="17"/>
               </w:rPr>
-              <w:t>L427: activation banner</w:t>
+              <w:t>L428: activation banner</w:t>
             </w:r>
           </w:p>
         </w:tc>
@@ -1185,7 +1185,7 @@
               <w:rPr>
                 <w:sz w:val="17"/>
               </w:rPr>
-              <w:t>L31: Hash::make($token)  L117: Hash::make(new_pass)</w:t>
+              <w:t>L31: Hash::make($token)  L122: Hash::make(new_pass)</w:t>
             </w:r>
           </w:p>
         </w:tc>
@@ -1837,7 +1837,7 @@
               <w:rPr>
                 <w:sz w:val="17"/>
               </w:rPr>
-              <w:t>L24: Storage::disk("public")-&gt;put()  L43: delete old avatar</w:t>
+              <w:t>L43: Storage::disk("public")-&gt;delete()  L45: -&gt;store("avatars", "public")</w:t>
             </w:r>
           </w:p>
         </w:tc>
@@ -3839,7 +3839,7 @@
               <w:rPr>
                 <w:sz w:val="17"/>
               </w:rPr>
-              <w:t>L1276: showDeleteModal()</w:t>
+              <w:t>L1284: showDeleteModal()</w:t>
             </w:r>
           </w:p>
         </w:tc>
@@ -4887,7 +4887,7 @@
               <w:rPr>
                 <w:sz w:val="17"/>
               </w:rPr>
-              <w:t>window.togglePin() L1366 — AJAX, re-sort DOM by pinned_at</w:t>
+              <w:t>window.togglePin() L1374 — AJAX, re-sort DOM by pinned_at</w:t>
             </w:r>
           </w:p>
         </w:tc>
@@ -7705,7 +7705,7 @@
               <w:rPr>
                 <w:sz w:val="17"/>
               </w:rPr>
-              <w:t>L353: Echo.private().listen(".NoteContentUpdated")  L413: readonly</w:t>
+              <w:t>L353: Echo.private().listen(".NoteContentUpdated")  L415: readonly</w:t>
             </w:r>
           </w:p>
         </w:tc>
@@ -8311,7 +8311,7 @@
               <w:rPr>
                 <w:sz w:val="17"/>
               </w:rPr>
-              <w:t>L625: SPA navigation engine — slide-in/out</w:t>
+              <w:t>L629: SPA navigation engine — slide-in/out</w:t>
             </w:r>
           </w:p>
         </w:tc>
@@ -8963,7 +8963,7 @@
               <w:rPr>
                 <w:sz w:val="17"/>
               </w:rPr>
-              <w:t>L5: import { openDB } from "idb"  L17-22: 6 stores (789 lines total)</w:t>
+              <w:t>L12: import { openDB } from "idb"  L17-22: 6 stores (812 lines total)</w:t>
             </w:r>
           </w:p>
         </w:tc>
@@ -9173,7 +9173,7 @@
               <w:rPr>
                 <w:sz w:val="17"/>
               </w:rPr>
-              <w:t>L1648: addEventListener("online")  L1658: addEventListener("offline")</w:t>
+              <w:t>L1656: addEventListener("online")  L1665: addEventListener("offline")</w:t>
             </w:r>
           </w:p>
         </w:tc>
